--- a/app/assets/templates/CONSTANCIA_INGRESOS.docx
+++ b/app/assets/templates/CONSTANCIA_INGRESOS.docx
@@ -170,174 +170,89 @@
         <w:pStyle w:val="Textoindependiente21"/>
         <w:jc w:val="both"/>
         <w:rPr>
-          <w:sz w:val="24"/>
-          <w:szCs w:val="24"/>
-        </w:rPr>
-      </w:pPr>
-      <w:r>
-        <w:rPr>
-          <w:sz w:val="24"/>
-          <w:szCs w:val="24"/>
-        </w:rPr>
-        <w:t>Que</w:t>
-      </w:r>
-      <w:r>
-        <w:rPr>
-          <w:sz w:val="24"/>
-          <w:szCs w:val="24"/>
-        </w:rPr>
-        <w:t xml:space="preserve"> el sr </w:t>
-      </w:r>
-      <w:r>
-        <w:rPr>
-          <w:b/>
-          <w:bCs/>
-          <w:sz w:val="24"/>
-          <w:szCs w:val="24"/>
-        </w:rPr>
-        <w:t>{{</w:t>
+          <w:rFonts w:ascii="Bookman Old Style" w:hAnsi="Bookman Old Style"/>
+          <w:sz w:val="24"/>
+          <w:szCs w:val="24"/>
+          <w:lang w:val="es-ES"/>
+        </w:rPr>
+      </w:pPr>
+      <w:r>
+        <w:rPr>
+          <w:rFonts w:ascii="Bookman Old Style" w:hAnsi="Bookman Old Style"/>
+          <w:sz w:val="24"/>
+          <w:szCs w:val="24"/>
+          <w:lang w:val="es-ES"/>
+        </w:rPr>
+        <w:t>"Que el señor(a) {{</w:t>
       </w:r>
       <w:proofErr w:type="spellStart"/>
       <w:r>
         <w:rPr>
-          <w:b/>
-          <w:bCs/>
-          <w:sz w:val="24"/>
-          <w:szCs w:val="24"/>
+          <w:rFonts w:ascii="Bookman Old Style" w:hAnsi="Bookman Old Style"/>
+          <w:sz w:val="24"/>
+          <w:szCs w:val="24"/>
+          <w:lang w:val="es-ES"/>
         </w:rPr>
         <w:t>nombre_propietario</w:t>
       </w:r>
       <w:proofErr w:type="spellEnd"/>
       <w:r>
         <w:rPr>
-          <w:b/>
-          <w:bCs/>
-          <w:sz w:val="24"/>
-          <w:szCs w:val="24"/>
-        </w:rPr>
-        <w:t>}}</w:t>
-      </w:r>
-      <w:r>
-        <w:rPr>
-          <w:b/>
-          <w:sz w:val="24"/>
-          <w:szCs w:val="24"/>
-        </w:rPr>
-        <w:t xml:space="preserve">, </w:t>
-      </w:r>
-      <w:r>
-        <w:rPr>
-          <w:sz w:val="24"/>
-          <w:szCs w:val="24"/>
-        </w:rPr>
-        <w:t>identificado con la Cédula de Ciudadanía N</w:t>
-      </w:r>
-      <w:r>
-        <w:rPr>
-          <w:rFonts w:ascii="Times New Roman" w:hAnsi="Times New Roman"/>
-          <w:i w:val="0"/>
+          <w:rFonts w:ascii="Bookman Old Style" w:hAnsi="Bookman Old Style"/>
           <w:sz w:val="24"/>
           <w:szCs w:val="24"/>
           <w:lang w:val="es-ES"/>
         </w:rPr>
+        <w:t>}}, identificado(a) con la Cédula de Ciudadanía No. {{</w:t>
+      </w:r>
+      <w:proofErr w:type="spellStart"/>
+      <w:r>
+        <w:rPr>
+          <w:rFonts w:ascii="Bookman Old Style" w:hAnsi="Bookman Old Style"/>
+          <w:sz w:val="24"/>
+          <w:szCs w:val="24"/>
+          <w:lang w:val="es-ES"/>
+        </w:rPr>
+        <w:t>documento_propietario</w:t>
+      </w:r>
+      <w:proofErr w:type="spellEnd"/>
+      <w:r>
+        <w:rPr>
+          <w:rFonts w:ascii="Bookman Old Style" w:hAnsi="Bookman Old Style"/>
+          <w:sz w:val="24"/>
+          <w:szCs w:val="24"/>
+          <w:lang w:val="es-ES"/>
+        </w:rPr>
+        <w:t>}} de {{</w:t>
+      </w:r>
+      <w:proofErr w:type="spellStart"/>
+      <w:r>
+        <w:rPr>
+          <w:rFonts w:ascii="Bookman Old Style" w:hAnsi="Bookman Old Style"/>
+          <w:sz w:val="24"/>
+          <w:szCs w:val="24"/>
+          <w:lang w:val="es-ES"/>
+        </w:rPr>
+        <w:t>ciudad_expedicion</w:t>
+      </w:r>
+      <w:proofErr w:type="spellEnd"/>
+      <w:r>
+        <w:rPr>
+          <w:rFonts w:ascii="Bookman Old Style" w:hAnsi="Bookman Old Style"/>
+          <w:sz w:val="24"/>
+          <w:szCs w:val="24"/>
+          <w:lang w:val="es-ES"/>
+        </w:rPr>
+        <w:t>}}, se encuentra afiliado a TRANSPORTES SULTANA DEL VALLE S.A.S. como propietario del vehículo con las siguientes características:"</w:t>
+      </w:r>
+      <w:r>
+        <w:rPr>
+          <w:rFonts w:ascii="Bookman Old Style" w:hAnsi="Bookman Old Style"/>
+          <w:sz w:val="24"/>
+          <w:szCs w:val="24"/>
+          <w:lang w:val="es-ES"/>
+        </w:rPr>
         <w:t xml:space="preserve"> </w:t>
-      </w:r>
-      <w:r>
-        <w:rPr>
-          <w:sz w:val="24"/>
-          <w:szCs w:val="24"/>
-          <w:lang w:val="es-ES"/>
-        </w:rPr>
-        <w:t>{{</w:t>
-      </w:r>
-      <w:proofErr w:type="spellStart"/>
-      <w:r>
-        <w:rPr>
-          <w:sz w:val="24"/>
-          <w:szCs w:val="24"/>
-          <w:lang w:val="es-ES"/>
-        </w:rPr>
-        <w:t>documento_propietario</w:t>
-      </w:r>
-      <w:proofErr w:type="spellEnd"/>
-      <w:r>
-        <w:rPr>
-          <w:sz w:val="24"/>
-          <w:szCs w:val="24"/>
-          <w:lang w:val="es-ES"/>
-        </w:rPr>
-        <w:t>}}</w:t>
-      </w:r>
-      <w:r>
-        <w:rPr>
-          <w:sz w:val="24"/>
-          <w:szCs w:val="24"/>
-          <w:lang w:val="es-ES"/>
-        </w:rPr>
-        <w:t xml:space="preserve"> </w:t>
-      </w:r>
-      <w:r>
-        <w:rPr>
-          <w:sz w:val="24"/>
-          <w:szCs w:val="24"/>
-          <w:lang w:val="es-ES"/>
-        </w:rPr>
-        <w:t xml:space="preserve">de </w:t>
-      </w:r>
-      <w:r>
-        <w:rPr>
-          <w:sz w:val="24"/>
-          <w:szCs w:val="24"/>
-          <w:lang w:val="es-ES"/>
-        </w:rPr>
-        <w:t>{{</w:t>
-      </w:r>
-      <w:proofErr w:type="spellStart"/>
-      <w:r>
-        <w:rPr>
-          <w:sz w:val="24"/>
-          <w:szCs w:val="24"/>
-          <w:lang w:val="es-ES"/>
-        </w:rPr>
-        <w:t>ciudad_expedicion</w:t>
-      </w:r>
-      <w:proofErr w:type="spellEnd"/>
-      <w:r>
-        <w:rPr>
-          <w:sz w:val="24"/>
-          <w:szCs w:val="24"/>
-          <w:lang w:val="es-ES"/>
-        </w:rPr>
-        <w:t>}}</w:t>
-      </w:r>
-      <w:r>
-        <w:rPr>
-          <w:sz w:val="24"/>
-          <w:szCs w:val="24"/>
-          <w:lang w:val="es-ES"/>
-        </w:rPr>
-        <w:t xml:space="preserve"> </w:t>
-      </w:r>
-      <w:r>
-        <w:rPr>
-          <w:sz w:val="24"/>
-          <w:szCs w:val="24"/>
-        </w:rPr>
-        <w:t>se</w:t>
-      </w:r>
-      <w:r>
-        <w:rPr>
-          <w:sz w:val="24"/>
-          <w:szCs w:val="24"/>
-        </w:rPr>
-        <w:t xml:space="preserve"> encuentra</w:t>
-      </w:r>
-      <w:r>
-        <w:rPr>
-          <w:sz w:val="24"/>
-          <w:szCs w:val="24"/>
-        </w:rPr>
-        <w:t xml:space="preserve"> afiliado y es propietario del vehículo con las siguientes características:</w:t>
       </w:r>
     </w:p>
     <w:p>
@@ -345,6 +260,7 @@
         <w:pStyle w:val="Textoindependiente21"/>
         <w:jc w:val="both"/>
         <w:rPr>
+          <w:rFonts w:ascii="Bookman Old Style" w:hAnsi="Bookman Old Style"/>
           <w:b/>
           <w:sz w:val="24"/>
           <w:szCs w:val="24"/>
@@ -437,15 +353,7 @@
                 <w:sz w:val="22"/>
                 <w:szCs w:val="22"/>
               </w:rPr>
-              <w:t xml:space="preserve">    </w:t>
-            </w:r>
-            <w:r>
-              <w:rPr>
-                <w:b/>
-                <w:sz w:val="22"/>
-                <w:szCs w:val="22"/>
-              </w:rPr>
-              <w:t>MARCA</w:t>
+              <w:t xml:space="preserve">    MARCA</w:t>
             </w:r>
           </w:p>
         </w:tc>
@@ -689,20 +597,31 @@
           <w:szCs w:val="24"/>
         </w:rPr>
       </w:pPr>
+    </w:p>
+    <w:p>
+      <w:pPr>
+        <w:pStyle w:val="Textoindependiente21"/>
+        <w:spacing w:line="360" w:lineRule="auto"/>
+        <w:jc w:val="both"/>
+        <w:rPr>
+          <w:sz w:val="24"/>
+          <w:szCs w:val="24"/>
+        </w:rPr>
+      </w:pPr>
       <w:r>
         <w:rPr>
           <w:sz w:val="24"/>
           <w:szCs w:val="24"/>
           <w:lang w:val="es-CO"/>
         </w:rPr>
-        <w:t>El propietario</w:t>
-      </w:r>
-      <w:r>
-        <w:rPr>
-          <w:sz w:val="24"/>
-          <w:szCs w:val="24"/>
-        </w:rPr>
-        <w:t xml:space="preserve"> de estos vehículos recibe un ingreso promedio mensual de </w:t>
+        <w:t xml:space="preserve">El propietario del(los) vehículo(s) antes descrito(s) </w:t>
+      </w:r>
+      <w:r>
+        <w:rPr>
+          <w:sz w:val="24"/>
+          <w:szCs w:val="24"/>
+        </w:rPr>
+        <w:t xml:space="preserve">recibe un ingreso promedio mensual de </w:t>
       </w:r>
       <w:r>
         <w:rPr>
@@ -1645,7 +1564,6 @@
   <w:style w:type="character" w:default="1" w:styleId="Fuentedeprrafopredeter">
     <w:name w:val="Default Paragraph Font"/>
     <w:uiPriority w:val="1"/>
-    <w:semiHidden/>
     <w:unhideWhenUsed/>
   </w:style>
   <w:style w:type="table" w:default="1" w:styleId="Tablanormal">
